--- a/Coding 2 - year/Unit 3 - Advanced Functions & Algorithms/Daily Lesson Plans/Word/Day 8.docx
+++ b/Coding 2 - year/Unit 3 - Advanced Functions & Algorithms/Daily Lesson Plans/Word/Day 8.docx
@@ -50,12 +50,15 @@
               </w:rPr>
               <w:t xml:space="preserve">Coding II — Full Year</w:t>
             </w:r>
-          </w:p>
-          <w:p>
-            <w:pPr>
-              <w:spacing w:before="40"/>
-              <w:jc w:val="center"/>
-            </w:pPr>
+            <w:r>
+              <w:rPr>
+                <w:rFonts w:ascii="Arial" w:cs="Arial" w:eastAsia="Arial" w:hAnsi="Arial"/>
+                <w:sz w:val="16"/>
+                <w:szCs w:val="16"/>
+              </w:rPr>
+              <w:br/>
+              <w:t xml:space="preserve"/>
+            </w:r>
             <w:r>
               <w:rPr>
                 <w:rFonts w:ascii="Arial" w:cs="Arial" w:eastAsia="Arial" w:hAnsi="Arial"/>
@@ -83,7 +86,7 @@
           <w:rFonts w:ascii="Arial" w:cs="Arial" w:eastAsia="Arial" w:hAnsi="Arial"/>
           <w:b/>
           <w:bCs/>
-          <w:color w:val="0D3B1F"/>
+          <w:color w:val="1B7A4A"/>
           <w:sz w:val="32"/>
           <w:szCs w:val="32"/>
         </w:rPr>
@@ -261,9 +264,9 @@
               <w:right w:val="single" w:color="CCCCCC" w:sz="1"/>
             </w:tcBorders>
             <w:tcMar>
-              <w:top w:type="dxa" w:w="60"/>
+              <w:top w:type="dxa" w:w="80"/>
               <w:left w:type="dxa" w:w="120"/>
-              <w:bottom w:type="dxa" w:w="60"/>
+              <w:bottom w:type="dxa" w:w="80"/>
               <w:right w:type="dxa" w:w="120"/>
             </w:tcMar>
           </w:tcPr>
@@ -290,20 +293,213 @@
               <w:right w:val="single" w:color="CCCCCC" w:sz="1"/>
             </w:tcBorders>
             <w:tcMar>
-              <w:top w:type="dxa" w:w="60"/>
+              <w:top w:type="dxa" w:w="80"/>
               <w:left w:type="dxa" w:w="120"/>
-              <w:bottom w:type="dxa" w:w="60"/>
+              <w:bottom w:type="dxa" w:w="80"/>
               <w:right w:type="dxa" w:w="120"/>
             </w:tcMar>
           </w:tcPr>
           <w:p>
-            <w:r>
-              <w:rPr>
-                <w:rFonts w:ascii="Arial" w:cs="Arial" w:eastAsia="Arial" w:hAnsi="Arial"/>
-                <w:sz w:val="20"/>
-                <w:szCs w:val="20"/>
+            <w:pPr>
+              <w:spacing w:after="80" w:before="80"/>
+            </w:pPr>
+            <w:r>
+              <w:rPr>
+                <w:rFonts w:ascii="Arial" w:cs="Arial" w:eastAsia="Arial" w:hAnsi="Arial"/>
+                <w:b/>
+                <w:bCs/>
+                <w:i w:val="false"/>
+                <w:iCs w:val="false"/>
+                <w:color w:val="000000"/>
+                <w:sz w:val="22"/>
+                <w:szCs w:val="22"/>
               </w:rPr>
               <w:t xml:space="preserve">Bell Ringer / Review</w:t>
+            </w:r>
+            <w:r>
+              <w:rPr>
+                <w:rFonts w:ascii="Arial" w:cs="Arial" w:eastAsia="Arial" w:hAnsi="Arial"/>
+                <w:sz w:val="20"/>
+                <w:szCs w:val="20"/>
+              </w:rPr>
+              <w:br/>
+              <w:t xml:space="preserve"/>
+            </w:r>
+            <w:r>
+              <w:rPr>
+                <w:rFonts w:ascii="Arial" w:cs="Arial" w:eastAsia="Arial" w:hAnsi="Arial"/>
+                <w:sz w:val="20"/>
+                <w:szCs w:val="20"/>
+              </w:rPr>
+              <w:br/>
+              <w:t xml:space="preserve"/>
+            </w:r>
+            <w:r>
+              <w:rPr>
+                <w:rFonts w:ascii="Arial" w:cs="Arial" w:eastAsia="Arial" w:hAnsi="Arial"/>
+                <w:b/>
+                <w:bCs/>
+                <w:i w:val="false"/>
+                <w:iCs w:val="false"/>
+                <w:color w:val="000000"/>
+                <w:sz w:val="20"/>
+                <w:szCs w:val="20"/>
+              </w:rPr>
+              <w:t xml:space="preserve">Quick Write </w:t>
+            </w:r>
+            <w:r>
+              <w:rPr>
+                <w:rFonts w:ascii="Arial" w:cs="Arial" w:eastAsia="Arial" w:hAnsi="Arial"/>
+                <w:b w:val="false"/>
+                <w:bCs w:val="false"/>
+                <w:i w:val="false"/>
+                <w:iCs w:val="false"/>
+                <w:color w:val="000000"/>
+                <w:sz w:val="20"/>
+                <w:szCs w:val="20"/>
+              </w:rPr>
+              <w:t xml:space="preserve">(3 min — written or verbal):</w:t>
+            </w:r>
+            <w:r>
+              <w:rPr>
+                <w:rFonts w:ascii="Arial" w:cs="Arial" w:eastAsia="Arial" w:hAnsi="Arial"/>
+                <w:sz w:val="20"/>
+                <w:szCs w:val="20"/>
+              </w:rPr>
+              <w:br/>
+              <w:t xml:space="preserve"/>
+            </w:r>
+            <w:r>
+              <w:rPr>
+                <w:rFonts w:ascii="Arial" w:cs="Arial" w:eastAsia="Arial" w:hAnsi="Arial"/>
+                <w:b w:val="false"/>
+                <w:bCs w:val="false"/>
+                <w:i w:val="false"/>
+                <w:iCs w:val="false"/>
+                <w:color w:val="000000"/>
+                <w:sz w:val="20"/>
+                <w:szCs w:val="20"/>
+              </w:rPr>
+              <w:t xml:space="preserve">    What do you already know about how to use dictionary and set comprehensions to transform and filter data into these structures efficiently?</w:t>
+            </w:r>
+            <w:r>
+              <w:rPr>
+                <w:rFonts w:ascii="Arial" w:cs="Arial" w:eastAsia="Arial" w:hAnsi="Arial"/>
+                <w:sz w:val="20"/>
+                <w:szCs w:val="20"/>
+              </w:rPr>
+              <w:br/>
+              <w:t xml:space="preserve"/>
+            </w:r>
+            <w:r>
+              <w:rPr>
+                <w:rFonts w:ascii="Arial" w:cs="Arial" w:eastAsia="Arial" w:hAnsi="Arial"/>
+                <w:sz w:val="20"/>
+                <w:szCs w:val="20"/>
+              </w:rPr>
+              <w:br/>
+              <w:t xml:space="preserve"/>
+            </w:r>
+            <w:r>
+              <w:rPr>
+                <w:rFonts w:ascii="Arial" w:cs="Arial" w:eastAsia="Arial" w:hAnsi="Arial"/>
+                <w:b/>
+                <w:bCs/>
+                <w:i w:val="false"/>
+                <w:iCs w:val="false"/>
+                <w:color w:val="000000"/>
+                <w:sz w:val="20"/>
+                <w:szCs w:val="20"/>
+              </w:rPr>
+              <w:t xml:space="preserve">Vocabulary Preview — </w:t>
+            </w:r>
+            <w:r>
+              <w:rPr>
+                <w:rFonts w:ascii="Arial" w:cs="Arial" w:eastAsia="Arial" w:hAnsi="Arial"/>
+                <w:b w:val="false"/>
+                <w:bCs w:val="false"/>
+                <w:i w:val="false"/>
+                <w:iCs w:val="false"/>
+                <w:color w:val="000000"/>
+                <w:sz w:val="20"/>
+                <w:szCs w:val="20"/>
+              </w:rPr>
+              <w:t xml:space="preserve">terms we'll use today:</w:t>
+            </w:r>
+            <w:r>
+              <w:rPr>
+                <w:rFonts w:ascii="Arial" w:cs="Arial" w:eastAsia="Arial" w:hAnsi="Arial"/>
+                <w:sz w:val="20"/>
+                <w:szCs w:val="20"/>
+              </w:rPr>
+              <w:br/>
+              <w:t xml:space="preserve"/>
+            </w:r>
+            <w:r>
+              <w:rPr>
+                <w:rFonts w:ascii="Arial" w:cs="Arial" w:eastAsia="Arial" w:hAnsi="Arial"/>
+                <w:b w:val="false"/>
+                <w:bCs w:val="false"/>
+                <w:i w:val="false"/>
+                <w:iCs w:val="false"/>
+                <w:color w:val="000000"/>
+                <w:sz w:val="20"/>
+                <w:szCs w:val="20"/>
+              </w:rPr>
+              <w:t xml:space="preserve">    • Dictionary Comprehension   •   Set Comprehension   •   Key Difference from List   •   Common patterns</w:t>
+            </w:r>
+            <w:r>
+              <w:rPr>
+                <w:rFonts w:ascii="Arial" w:cs="Arial" w:eastAsia="Arial" w:hAnsi="Arial"/>
+                <w:sz w:val="20"/>
+                <w:szCs w:val="20"/>
+              </w:rPr>
+              <w:br/>
+              <w:t xml:space="preserve"/>
+            </w:r>
+            <w:r>
+              <w:rPr>
+                <w:rFonts w:ascii="Arial" w:cs="Arial" w:eastAsia="Arial" w:hAnsi="Arial"/>
+                <w:sz w:val="20"/>
+                <w:szCs w:val="20"/>
+              </w:rPr>
+              <w:br/>
+              <w:t xml:space="preserve"/>
+            </w:r>
+            <w:r>
+              <w:rPr>
+                <w:rFonts w:ascii="Arial" w:cs="Arial" w:eastAsia="Arial" w:hAnsi="Arial"/>
+                <w:b w:val="false"/>
+                <w:bCs w:val="false"/>
+                <w:i/>
+                <w:iCs/>
+                <w:color w:val="444444"/>
+                <w:sz w:val="20"/>
+                <w:szCs w:val="20"/>
+              </w:rPr>
+              <w:t xml:space="preserve">Today's Goal: By the end of class you will be able to use dictionary and set comprehensions to transform and filter data into these structures efficiently.</w:t>
+            </w:r>
+            <w:r>
+              <w:rPr>
+                <w:rFonts w:ascii="Arial" w:cs="Arial" w:eastAsia="Arial" w:hAnsi="Arial"/>
+                <w:sz w:val="20"/>
+                <w:szCs w:val="20"/>
+              </w:rPr>
+              <w:br/>
+              <w:t xml:space="preserve"/>
+            </w:r>
+            <w:r>
+              <w:rPr>
+                <w:rFonts w:ascii="Arial" w:cs="Arial" w:eastAsia="Arial" w:hAnsi="Arial"/>
+                <w:b w:val="false"/>
+                <w:bCs w:val="false"/>
+                <w:i/>
+                <w:iCs/>
+                <w:color w:val="555555"/>
+                <w:sz w:val="20"/>
+                <w:szCs w:val="20"/>
+              </w:rPr>
+              <w:t xml:space="preserve">→ Pair-share your response, then 2–3 students share with the class.</w:t>
             </w:r>
           </w:p>
         </w:tc>
@@ -319,9 +515,9 @@
               <w:right w:val="single" w:color="CCCCCC" w:sz="1"/>
             </w:tcBorders>
             <w:tcMar>
-              <w:top w:type="dxa" w:w="60"/>
+              <w:top w:type="dxa" w:w="80"/>
               <w:left w:type="dxa" w:w="120"/>
-              <w:bottom w:type="dxa" w:w="60"/>
+              <w:bottom w:type="dxa" w:w="80"/>
               <w:right w:type="dxa" w:w="120"/>
             </w:tcMar>
           </w:tcPr>
@@ -348,20 +544,424 @@
               <w:right w:val="single" w:color="CCCCCC" w:sz="1"/>
             </w:tcBorders>
             <w:tcMar>
-              <w:top w:type="dxa" w:w="60"/>
+              <w:top w:type="dxa" w:w="80"/>
               <w:left w:type="dxa" w:w="120"/>
-              <w:bottom w:type="dxa" w:w="60"/>
+              <w:bottom w:type="dxa" w:w="80"/>
               <w:right w:type="dxa" w:w="120"/>
             </w:tcMar>
           </w:tcPr>
           <w:p>
-            <w:r>
-              <w:rPr>
-                <w:rFonts w:ascii="Arial" w:cs="Arial" w:eastAsia="Arial" w:hAnsi="Arial"/>
-                <w:sz w:val="20"/>
-                <w:szCs w:val="20"/>
-              </w:rPr>
-              <w:t xml:space="preserve">Mini Lesson: Dictionary and Set Comprehensions Deep Dive</w:t>
+            <w:pPr>
+              <w:spacing w:after="80" w:before="80"/>
+            </w:pPr>
+            <w:r>
+              <w:rPr>
+                <w:rFonts w:ascii="Arial" w:cs="Arial" w:eastAsia="Arial" w:hAnsi="Arial"/>
+                <w:b/>
+                <w:bCs/>
+                <w:i w:val="false"/>
+                <w:iCs w:val="false"/>
+                <w:color w:val="000000"/>
+                <w:sz w:val="22"/>
+                <w:szCs w:val="22"/>
+              </w:rPr>
+              <w:t xml:space="preserve">Mini Lesson: </w:t>
+            </w:r>
+            <w:r>
+              <w:rPr>
+                <w:rFonts w:ascii="Arial" w:cs="Arial" w:eastAsia="Arial" w:hAnsi="Arial"/>
+                <w:b w:val="false"/>
+                <w:bCs w:val="false"/>
+                <w:i w:val="false"/>
+                <w:iCs w:val="false"/>
+                <w:color w:val="000000"/>
+                <w:sz w:val="22"/>
+                <w:szCs w:val="22"/>
+              </w:rPr>
+              <w:t xml:space="preserve">Dictionary and Set Comprehensions Deep Dive</w:t>
+            </w:r>
+            <w:r>
+              <w:rPr>
+                <w:rFonts w:ascii="Arial" w:cs="Arial" w:eastAsia="Arial" w:hAnsi="Arial"/>
+                <w:sz w:val="20"/>
+                <w:szCs w:val="20"/>
+              </w:rPr>
+              <w:br/>
+              <w:t xml:space="preserve"/>
+            </w:r>
+            <w:r>
+              <w:rPr>
+                <w:rFonts w:ascii="Arial" w:cs="Arial" w:eastAsia="Arial" w:hAnsi="Arial"/>
+                <w:sz w:val="20"/>
+                <w:szCs w:val="20"/>
+              </w:rPr>
+              <w:br/>
+              <w:t xml:space="preserve"/>
+            </w:r>
+            <w:r>
+              <w:rPr>
+                <w:rFonts w:ascii="Arial" w:cs="Arial" w:eastAsia="Arial" w:hAnsi="Arial"/>
+                <w:b/>
+                <w:bCs/>
+                <w:i/>
+                <w:iCs/>
+                <w:color w:val="000000"/>
+                <w:sz w:val="20"/>
+                <w:szCs w:val="20"/>
+              </w:rPr>
+              <w:t xml:space="preserve">Learning Target: </w:t>
+            </w:r>
+            <w:r>
+              <w:rPr>
+                <w:rFonts w:ascii="Arial" w:cs="Arial" w:eastAsia="Arial" w:hAnsi="Arial"/>
+                <w:b w:val="false"/>
+                <w:bCs w:val="false"/>
+                <w:i/>
+                <w:iCs/>
+                <w:color w:val="333333"/>
+                <w:sz w:val="20"/>
+                <w:szCs w:val="20"/>
+              </w:rPr>
+              <w:t xml:space="preserve">I can use dictionary and set comprehensions to transform and filter data into these structures efficiently.</w:t>
+            </w:r>
+            <w:r>
+              <w:rPr>
+                <w:rFonts w:ascii="Arial" w:cs="Arial" w:eastAsia="Arial" w:hAnsi="Arial"/>
+                <w:sz w:val="20"/>
+                <w:szCs w:val="20"/>
+              </w:rPr>
+              <w:br/>
+              <w:t xml:space="preserve"/>
+            </w:r>
+            <w:r>
+              <w:rPr>
+                <w:rFonts w:ascii="Arial" w:cs="Arial" w:eastAsia="Arial" w:hAnsi="Arial"/>
+                <w:sz w:val="20"/>
+                <w:szCs w:val="20"/>
+              </w:rPr>
+              <w:br/>
+              <w:t xml:space="preserve"/>
+            </w:r>
+            <w:r>
+              <w:rPr>
+                <w:rFonts w:ascii="Arial" w:cs="Arial" w:eastAsia="Arial" w:hAnsi="Arial"/>
+                <w:b w:val="false"/>
+                <w:bCs w:val="false"/>
+                <w:i w:val="false"/>
+                <w:iCs w:val="false"/>
+                <w:color w:val="000000"/>
+                <w:sz w:val="20"/>
+                <w:szCs w:val="20"/>
+              </w:rPr>
+              <w:t xml:space="preserve">Dictionary Comprehension — {key_expr: value_expr for item in iterable} creates a dictionary from an iterable.</w:t>
+            </w:r>
+            <w:r>
+              <w:rPr>
+                <w:rFonts w:ascii="Arial" w:cs="Arial" w:eastAsia="Arial" w:hAnsi="Arial"/>
+                <w:sz w:val="20"/>
+                <w:szCs w:val="20"/>
+              </w:rPr>
+              <w:br/>
+              <w:t xml:space="preserve"/>
+            </w:r>
+            <w:r>
+              <w:rPr>
+                <w:rFonts w:ascii="Arial" w:cs="Arial" w:eastAsia="Arial" w:hAnsi="Arial"/>
+                <w:b w:val="false"/>
+                <w:bCs w:val="false"/>
+                <w:i w:val="false"/>
+                <w:iCs w:val="false"/>
+                <w:color w:val="000000"/>
+                <w:sz w:val="20"/>
+                <w:szCs w:val="20"/>
+              </w:rPr>
+              <w:t xml:space="preserve">Set Comprehension — {expr for item in iterable} creates a set (unique values) from an iterable.</w:t>
+            </w:r>
+            <w:r>
+              <w:rPr>
+                <w:rFonts w:ascii="Arial" w:cs="Arial" w:eastAsia="Arial" w:hAnsi="Arial"/>
+                <w:sz w:val="20"/>
+                <w:szCs w:val="20"/>
+              </w:rPr>
+              <w:br/>
+              <w:t xml:space="preserve"/>
+            </w:r>
+            <w:r>
+              <w:rPr>
+                <w:rFonts w:ascii="Arial" w:cs="Arial" w:eastAsia="Arial" w:hAnsi="Arial"/>
+                <w:sz w:val="20"/>
+                <w:szCs w:val="20"/>
+              </w:rPr>
+              <w:br/>
+              <w:t xml:space="preserve"/>
+            </w:r>
+            <w:r>
+              <w:rPr>
+                <w:rFonts w:ascii="Arial" w:cs="Arial" w:eastAsia="Arial" w:hAnsi="Arial"/>
+                <w:b/>
+                <w:bCs/>
+                <w:i w:val="false"/>
+                <w:iCs w:val="false"/>
+                <w:color w:val="000000"/>
+                <w:sz w:val="20"/>
+                <w:szCs w:val="20"/>
+              </w:rPr>
+              <w:t xml:space="preserve">Key Concepts:</w:t>
+            </w:r>
+            <w:r>
+              <w:rPr>
+                <w:rFonts w:ascii="Arial" w:cs="Arial" w:eastAsia="Arial" w:hAnsi="Arial"/>
+                <w:sz w:val="20"/>
+                <w:szCs w:val="20"/>
+              </w:rPr>
+              <w:br/>
+              <w:t xml:space="preserve"/>
+            </w:r>
+            <w:r>
+              <w:rPr>
+                <w:rFonts w:ascii="Arial" w:cs="Arial" w:eastAsia="Arial" w:hAnsi="Arial"/>
+                <w:b w:val="false"/>
+                <w:bCs w:val="false"/>
+                <w:i w:val="false"/>
+                <w:iCs w:val="false"/>
+                <w:color w:val="000000"/>
+                <w:sz w:val="20"/>
+                <w:szCs w:val="20"/>
+              </w:rPr>
+              <w:t xml:space="preserve">    • List keeps duplicates and order</w:t>
+            </w:r>
+            <w:r>
+              <w:rPr>
+                <w:rFonts w:ascii="Arial" w:cs="Arial" w:eastAsia="Arial" w:hAnsi="Arial"/>
+                <w:sz w:val="20"/>
+                <w:szCs w:val="20"/>
+              </w:rPr>
+              <w:br/>
+              <w:t xml:space="preserve"/>
+            </w:r>
+            <w:r>
+              <w:rPr>
+                <w:rFonts w:ascii="Arial" w:cs="Arial" w:eastAsia="Arial" w:hAnsi="Arial"/>
+                <w:b w:val="false"/>
+                <w:bCs w:val="false"/>
+                <w:i w:val="false"/>
+                <w:iCs w:val="false"/>
+                <w:color w:val="000000"/>
+                <w:sz w:val="20"/>
+                <w:szCs w:val="20"/>
+              </w:rPr>
+              <w:t xml:space="preserve">    • Set removes duplicates automatically</w:t>
+            </w:r>
+            <w:r>
+              <w:rPr>
+                <w:rFonts w:ascii="Arial" w:cs="Arial" w:eastAsia="Arial" w:hAnsi="Arial"/>
+                <w:sz w:val="20"/>
+                <w:szCs w:val="20"/>
+              </w:rPr>
+              <w:br/>
+              <w:t xml:space="preserve"/>
+            </w:r>
+            <w:r>
+              <w:rPr>
+                <w:rFonts w:ascii="Arial" w:cs="Arial" w:eastAsia="Arial" w:hAnsi="Arial"/>
+                <w:b w:val="false"/>
+                <w:bCs w:val="false"/>
+                <w:i w:val="false"/>
+                <w:iCs w:val="false"/>
+                <w:color w:val="000000"/>
+                <w:sz w:val="20"/>
+                <w:szCs w:val="20"/>
+              </w:rPr>
+              <w:t xml:space="preserve">    • Dictionary maps keys to values</w:t>
+            </w:r>
+            <w:r>
+              <w:rPr>
+                <w:rFonts w:ascii="Arial" w:cs="Arial" w:eastAsia="Arial" w:hAnsi="Arial"/>
+                <w:sz w:val="20"/>
+                <w:szCs w:val="20"/>
+              </w:rPr>
+              <w:br/>
+              <w:t xml:space="preserve"/>
+            </w:r>
+            <w:r>
+              <w:rPr>
+                <w:rFonts w:ascii="Arial" w:cs="Arial" w:eastAsia="Arial" w:hAnsi="Arial"/>
+                <w:b w:val="false"/>
+                <w:bCs w:val="false"/>
+                <w:i w:val="false"/>
+                <w:iCs w:val="false"/>
+                <w:color w:val="000000"/>
+                <w:sz w:val="20"/>
+                <w:szCs w:val="20"/>
+              </w:rPr>
+              <w:t xml:space="preserve">    • Invert a dictionary: {v: k for k, v in dict.items()}</w:t>
+            </w:r>
+            <w:r>
+              <w:rPr>
+                <w:rFonts w:ascii="Arial" w:cs="Arial" w:eastAsia="Arial" w:hAnsi="Arial"/>
+                <w:sz w:val="20"/>
+                <w:szCs w:val="20"/>
+              </w:rPr>
+              <w:br/>
+              <w:t xml:space="preserve"/>
+            </w:r>
+            <w:r>
+              <w:rPr>
+                <w:rFonts w:ascii="Arial" w:cs="Arial" w:eastAsia="Arial" w:hAnsi="Arial"/>
+                <w:b w:val="false"/>
+                <w:bCs w:val="false"/>
+                <w:i w:val="false"/>
+                <w:iCs w:val="false"/>
+                <w:color w:val="000000"/>
+                <w:sz w:val="20"/>
+                <w:szCs w:val="20"/>
+              </w:rPr>
+              <w:t xml:space="preserve">    • Filter a dictionary: {k: v for k, v in dict.items() if condition}</w:t>
+            </w:r>
+            <w:r>
+              <w:rPr>
+                <w:rFonts w:ascii="Arial" w:cs="Arial" w:eastAsia="Arial" w:hAnsi="Arial"/>
+                <w:sz w:val="20"/>
+                <w:szCs w:val="20"/>
+              </w:rPr>
+              <w:br/>
+              <w:t xml:space="preserve"/>
+            </w:r>
+            <w:r>
+              <w:rPr>
+                <w:rFonts w:ascii="Arial" w:cs="Arial" w:eastAsia="Arial" w:hAnsi="Arial"/>
+                <w:b w:val="false"/>
+                <w:bCs w:val="false"/>
+                <w:i w:val="false"/>
+                <w:iCs w:val="false"/>
+                <w:color w:val="000000"/>
+                <w:sz w:val="20"/>
+                <w:szCs w:val="20"/>
+              </w:rPr>
+              <w:t xml:space="preserve">    • Transform keys or values: {transform(k): v for k, v in dict.items()}</w:t>
+            </w:r>
+            <w:r>
+              <w:rPr>
+                <w:rFonts w:ascii="Arial" w:cs="Arial" w:eastAsia="Arial" w:hAnsi="Arial"/>
+                <w:sz w:val="20"/>
+                <w:szCs w:val="20"/>
+              </w:rPr>
+              <w:br/>
+              <w:t xml:space="preserve"/>
+            </w:r>
+            <w:r>
+              <w:rPr>
+                <w:rFonts w:ascii="Arial" w:cs="Arial" w:eastAsia="Arial" w:hAnsi="Arial"/>
+                <w:sz w:val="20"/>
+                <w:szCs w:val="20"/>
+              </w:rPr>
+              <w:br/>
+              <w:t xml:space="preserve"/>
+            </w:r>
+            <w:r>
+              <w:rPr>
+                <w:rFonts w:ascii="Arial" w:cs="Arial" w:eastAsia="Arial" w:hAnsi="Arial"/>
+                <w:b/>
+                <w:bCs/>
+                <w:i w:val="false"/>
+                <w:iCs w:val="false"/>
+                <w:color w:val="000000"/>
+                <w:sz w:val="20"/>
+                <w:szCs w:val="20"/>
+              </w:rPr>
+              <w:t xml:space="preserve">Vocabulary: </w:t>
+            </w:r>
+            <w:r>
+              <w:rPr>
+                <w:rFonts w:ascii="Arial" w:cs="Arial" w:eastAsia="Arial" w:hAnsi="Arial"/>
+                <w:b w:val="false"/>
+                <w:bCs w:val="false"/>
+                <w:i w:val="false"/>
+                <w:iCs w:val="false"/>
+                <w:color w:val="000000"/>
+                <w:sz w:val="20"/>
+                <w:szCs w:val="20"/>
+              </w:rPr>
+              <w:t xml:space="preserve">Dictionary Comprehension, Set Comprehension, Key Difference from List, Common patterns</w:t>
+            </w:r>
+            <w:r>
+              <w:rPr>
+                <w:rFonts w:ascii="Arial" w:cs="Arial" w:eastAsia="Arial" w:hAnsi="Arial"/>
+                <w:sz w:val="20"/>
+                <w:szCs w:val="20"/>
+              </w:rPr>
+              <w:br/>
+              <w:t xml:space="preserve"/>
+            </w:r>
+            <w:r>
+              <w:rPr>
+                <w:rFonts w:ascii="Arial" w:cs="Arial" w:eastAsia="Arial" w:hAnsi="Arial"/>
+                <w:sz w:val="20"/>
+                <w:szCs w:val="20"/>
+              </w:rPr>
+              <w:br/>
+              <w:t xml:space="preserve"/>
+            </w:r>
+            <w:r>
+              <w:rPr>
+                <w:rFonts w:ascii="Arial" w:cs="Arial" w:eastAsia="Arial" w:hAnsi="Arial"/>
+                <w:b/>
+                <w:bCs/>
+                <w:i/>
+                <w:iCs/>
+                <w:color w:val="555555"/>
+                <w:sz w:val="20"/>
+                <w:szCs w:val="20"/>
+              </w:rPr>
+              <w:t xml:space="preserve">→ Live Demo — </w:t>
+            </w:r>
+            <w:r>
+              <w:rPr>
+                <w:rFonts w:ascii="Arial" w:cs="Arial" w:eastAsia="Arial" w:hAnsi="Arial"/>
+                <w:b w:val="false"/>
+                <w:bCs w:val="false"/>
+                <w:i/>
+                <w:iCs/>
+                <w:color w:val="555555"/>
+                <w:sz w:val="20"/>
+                <w:szCs w:val="20"/>
+              </w:rPr>
+              <w:t xml:space="preserve">type examples as students follow along in their own editor.</w:t>
+            </w:r>
+            <w:r>
+              <w:rPr>
+                <w:rFonts w:ascii="Arial" w:cs="Arial" w:eastAsia="Arial" w:hAnsi="Arial"/>
+                <w:sz w:val="20"/>
+                <w:szCs w:val="20"/>
+              </w:rPr>
+              <w:br/>
+              <w:t xml:space="preserve"/>
+            </w:r>
+            <w:r>
+              <w:rPr>
+                <w:rFonts w:ascii="Arial" w:cs="Arial" w:eastAsia="Arial" w:hAnsi="Arial"/>
+                <w:b/>
+                <w:bCs/>
+                <w:i/>
+                <w:iCs/>
+                <w:color w:val="555555"/>
+                <w:sz w:val="20"/>
+                <w:szCs w:val="20"/>
+              </w:rPr>
+              <w:t xml:space="preserve">→ Check for Understanding: </w:t>
+            </w:r>
+            <w:r>
+              <w:rPr>
+                <w:rFonts w:ascii="Arial" w:cs="Arial" w:eastAsia="Arial" w:hAnsi="Arial"/>
+                <w:b w:val="false"/>
+                <w:bCs w:val="false"/>
+                <w:i/>
+                <w:iCs/>
+                <w:color w:val="555555"/>
+                <w:sz w:val="20"/>
+                <w:szCs w:val="20"/>
+              </w:rPr>
+              <w:t xml:space="preserve">pause and cold-call: “Can someone explain what we just did in their own words?”</w:t>
             </w:r>
           </w:p>
         </w:tc>
@@ -377,9 +977,9 @@
               <w:right w:val="single" w:color="CCCCCC" w:sz="1"/>
             </w:tcBorders>
             <w:tcMar>
-              <w:top w:type="dxa" w:w="60"/>
+              <w:top w:type="dxa" w:w="80"/>
               <w:left w:type="dxa" w:w="120"/>
-              <w:bottom w:type="dxa" w:w="60"/>
+              <w:bottom w:type="dxa" w:w="80"/>
               <w:right w:type="dxa" w:w="120"/>
             </w:tcMar>
           </w:tcPr>
@@ -406,20 +1006,90 @@
               <w:right w:val="single" w:color="CCCCCC" w:sz="1"/>
             </w:tcBorders>
             <w:tcMar>
-              <w:top w:type="dxa" w:w="60"/>
+              <w:top w:type="dxa" w:w="80"/>
               <w:left w:type="dxa" w:w="120"/>
-              <w:bottom w:type="dxa" w:w="60"/>
+              <w:bottom w:type="dxa" w:w="80"/>
               <w:right w:type="dxa" w:w="120"/>
             </w:tcMar>
           </w:tcPr>
           <w:p>
-            <w:r>
-              <w:rPr>
-                <w:rFonts w:ascii="Arial" w:cs="Arial" w:eastAsia="Arial" w:hAnsi="Arial"/>
-                <w:sz w:val="20"/>
-                <w:szCs w:val="20"/>
+            <w:pPr>
+              <w:spacing w:after="80" w:before="80"/>
+            </w:pPr>
+            <w:r>
+              <w:rPr>
+                <w:rFonts w:ascii="Arial" w:cs="Arial" w:eastAsia="Arial" w:hAnsi="Arial"/>
+                <w:b/>
+                <w:bCs/>
+                <w:i w:val="false"/>
+                <w:iCs w:val="false"/>
+                <w:color w:val="000000"/>
+                <w:sz w:val="22"/>
+                <w:szCs w:val="22"/>
               </w:rPr>
               <w:t xml:space="preserve">Guided Practice</w:t>
+            </w:r>
+            <w:r>
+              <w:rPr>
+                <w:rFonts w:ascii="Arial" w:cs="Arial" w:eastAsia="Arial" w:hAnsi="Arial"/>
+                <w:sz w:val="20"/>
+                <w:szCs w:val="20"/>
+              </w:rPr>
+              <w:br/>
+              <w:t xml:space="preserve"/>
+            </w:r>
+            <w:r>
+              <w:rPr>
+                <w:rFonts w:ascii="Arial" w:cs="Arial" w:eastAsia="Arial" w:hAnsi="Arial"/>
+                <w:sz w:val="20"/>
+                <w:szCs w:val="20"/>
+              </w:rPr>
+              <w:br/>
+              <w:t xml:space="preserve"/>
+            </w:r>
+            <w:r>
+              <w:rPr>
+                <w:rFonts w:ascii="Arial" w:cs="Arial" w:eastAsia="Arial" w:hAnsi="Arial"/>
+                <w:b w:val="false"/>
+                <w:bCs w:val="false"/>
+                <w:i w:val="false"/>
+                <w:iCs w:val="false"/>
+                <w:color w:val="000000"/>
+                <w:sz w:val="20"/>
+                <w:szCs w:val="20"/>
+              </w:rPr>
+              <w:t xml:space="preserve">Step 1: Create a dictionary that maps words to their lengths.</w:t>
+            </w:r>
+            <w:r>
+              <w:rPr>
+                <w:rFonts w:ascii="Arial" w:cs="Arial" w:eastAsia="Arial" w:hAnsi="Arial"/>
+                <w:sz w:val="20"/>
+                <w:szCs w:val="20"/>
+              </w:rPr>
+              <w:br/>
+              <w:t xml:space="preserve"/>
+            </w:r>
+            <w:r>
+              <w:rPr>
+                <w:rFonts w:ascii="Arial" w:cs="Arial" w:eastAsia="Arial" w:hAnsi="Arial"/>
+                <w:sz w:val="20"/>
+                <w:szCs w:val="20"/>
+              </w:rPr>
+              <w:br/>
+              <w:t xml:space="preserve"/>
+            </w:r>
+            <w:r>
+              <w:rPr>
+                <w:rFonts w:ascii="Arial" w:cs="Arial" w:eastAsia="Arial" w:hAnsi="Arial"/>
+                <w:b w:val="false"/>
+                <w:bCs w:val="false"/>
+                <w:i/>
+                <w:iCs/>
+                <w:color w:val="555555"/>
+                <w:sz w:val="20"/>
+                <w:szCs w:val="20"/>
+              </w:rPr>
+              <w:t xml:space="preserve">→ Teacher models — students try alongside, then compare results.</w:t>
             </w:r>
           </w:p>
         </w:tc>
@@ -435,9 +1105,9 @@
               <w:right w:val="single" w:color="CCCCCC" w:sz="1"/>
             </w:tcBorders>
             <w:tcMar>
-              <w:top w:type="dxa" w:w="60"/>
+              <w:top w:type="dxa" w:w="80"/>
               <w:left w:type="dxa" w:w="120"/>
-              <w:bottom w:type="dxa" w:w="60"/>
+              <w:bottom w:type="dxa" w:w="80"/>
               <w:right w:type="dxa" w:w="120"/>
             </w:tcMar>
           </w:tcPr>
@@ -450,7 +1120,7 @@
                 <w:sz w:val="20"/>
                 <w:szCs w:val="20"/>
               </w:rPr>
-              <w:t xml:space="preserve">15-20 min</w:t>
+              <w:t xml:space="preserve">15–20 min</w:t>
             </w:r>
           </w:p>
         </w:tc>
@@ -464,20 +1134,81 @@
               <w:right w:val="single" w:color="CCCCCC" w:sz="1"/>
             </w:tcBorders>
             <w:tcMar>
-              <w:top w:type="dxa" w:w="60"/>
+              <w:top w:type="dxa" w:w="80"/>
               <w:left w:type="dxa" w:w="120"/>
-              <w:bottom w:type="dxa" w:w="60"/>
+              <w:bottom w:type="dxa" w:w="80"/>
               <w:right w:type="dxa" w:w="120"/>
             </w:tcMar>
           </w:tcPr>
           <w:p>
-            <w:r>
-              <w:rPr>
-                <w:rFonts w:ascii="Arial" w:cs="Arial" w:eastAsia="Arial" w:hAnsi="Arial"/>
-                <w:sz w:val="20"/>
-                <w:szCs w:val="20"/>
+            <w:pPr>
+              <w:spacing w:after="80" w:before="80"/>
+            </w:pPr>
+            <w:r>
+              <w:rPr>
+                <w:rFonts w:ascii="Arial" w:cs="Arial" w:eastAsia="Arial" w:hAnsi="Arial"/>
+                <w:b/>
+                <w:bCs/>
+                <w:i w:val="false"/>
+                <w:iCs w:val="false"/>
+                <w:color w:val="000000"/>
+                <w:sz w:val="22"/>
+                <w:szCs w:val="22"/>
               </w:rPr>
               <w:t xml:space="preserve">Independent Practice / Code Along</w:t>
+            </w:r>
+            <w:r>
+              <w:rPr>
+                <w:rFonts w:ascii="Arial" w:cs="Arial" w:eastAsia="Arial" w:hAnsi="Arial"/>
+                <w:sz w:val="20"/>
+                <w:szCs w:val="20"/>
+              </w:rPr>
+              <w:br/>
+              <w:t xml:space="preserve"/>
+            </w:r>
+            <w:r>
+              <w:rPr>
+                <w:rFonts w:ascii="Arial" w:cs="Arial" w:eastAsia="Arial" w:hAnsi="Arial"/>
+                <w:b w:val="false"/>
+                <w:bCs w:val="false"/>
+                <w:i w:val="false"/>
+                <w:iCs w:val="false"/>
+                <w:color w:val="000000"/>
+                <w:sz w:val="20"/>
+                <w:szCs w:val="20"/>
+              </w:rPr>
+              <w:t xml:space="preserve">    Work through problems from the day's exercise set.</w:t>
+            </w:r>
+            <w:r>
+              <w:rPr>
+                <w:rFonts w:ascii="Arial" w:cs="Arial" w:eastAsia="Arial" w:hAnsi="Arial"/>
+                <w:sz w:val="20"/>
+                <w:szCs w:val="20"/>
+              </w:rPr>
+              <w:br/>
+              <w:t xml:space="preserve"/>
+            </w:r>
+            <w:r>
+              <w:rPr>
+                <w:rFonts w:ascii="Arial" w:cs="Arial" w:eastAsia="Arial" w:hAnsi="Arial"/>
+                <w:sz w:val="20"/>
+                <w:szCs w:val="20"/>
+              </w:rPr>
+              <w:br/>
+              <w:t xml:space="preserve"/>
+            </w:r>
+            <w:r>
+              <w:rPr>
+                <w:rFonts w:ascii="Arial" w:cs="Arial" w:eastAsia="Arial" w:hAnsi="Arial"/>
+                <w:b w:val="false"/>
+                <w:bCs w:val="false"/>
+                <w:i/>
+                <w:iCs/>
+                <w:color w:val="555555"/>
+                <w:sz w:val="20"/>
+                <w:szCs w:val="20"/>
+              </w:rPr>
+              <w:t xml:space="preserve">→ Teacher circulates — offer hints, check for understanding.</w:t>
             </w:r>
           </w:p>
         </w:tc>
@@ -493,9 +1224,9 @@
               <w:right w:val="single" w:color="CCCCCC" w:sz="1"/>
             </w:tcBorders>
             <w:tcMar>
-              <w:top w:type="dxa" w:w="60"/>
+              <w:top w:type="dxa" w:w="80"/>
               <w:left w:type="dxa" w:w="120"/>
-              <w:bottom w:type="dxa" w:w="60"/>
+              <w:bottom w:type="dxa" w:w="80"/>
               <w:right w:type="dxa" w:w="120"/>
             </w:tcMar>
           </w:tcPr>
@@ -522,20 +1253,90 @@
               <w:right w:val="single" w:color="CCCCCC" w:sz="1"/>
             </w:tcBorders>
             <w:tcMar>
-              <w:top w:type="dxa" w:w="60"/>
+              <w:top w:type="dxa" w:w="80"/>
               <w:left w:type="dxa" w:w="120"/>
-              <w:bottom w:type="dxa" w:w="60"/>
+              <w:bottom w:type="dxa" w:w="80"/>
               <w:right w:type="dxa" w:w="120"/>
             </w:tcMar>
           </w:tcPr>
           <w:p>
-            <w:r>
-              <w:rPr>
-                <w:rFonts w:ascii="Arial" w:cs="Arial" w:eastAsia="Arial" w:hAnsi="Arial"/>
-                <w:sz w:val="20"/>
-                <w:szCs w:val="20"/>
+            <w:pPr>
+              <w:spacing w:after="80" w:before="80"/>
+            </w:pPr>
+            <w:r>
+              <w:rPr>
+                <w:rFonts w:ascii="Arial" w:cs="Arial" w:eastAsia="Arial" w:hAnsi="Arial"/>
+                <w:b/>
+                <w:bCs/>
+                <w:i w:val="false"/>
+                <w:iCs w:val="false"/>
+                <w:color w:val="000000"/>
+                <w:sz w:val="22"/>
+                <w:szCs w:val="22"/>
               </w:rPr>
               <w:t xml:space="preserve">Exit Ticket / Wrap-Up</w:t>
+            </w:r>
+            <w:r>
+              <w:rPr>
+                <w:rFonts w:ascii="Arial" w:cs="Arial" w:eastAsia="Arial" w:hAnsi="Arial"/>
+                <w:sz w:val="20"/>
+                <w:szCs w:val="20"/>
+              </w:rPr>
+              <w:br/>
+              <w:t xml:space="preserve"/>
+            </w:r>
+            <w:r>
+              <w:rPr>
+                <w:rFonts w:ascii="Arial" w:cs="Arial" w:eastAsia="Arial" w:hAnsi="Arial"/>
+                <w:sz w:val="20"/>
+                <w:szCs w:val="20"/>
+              </w:rPr>
+              <w:br/>
+              <w:t xml:space="preserve"/>
+            </w:r>
+            <w:r>
+              <w:rPr>
+                <w:rFonts w:ascii="Arial" w:cs="Arial" w:eastAsia="Arial" w:hAnsi="Arial"/>
+                <w:b w:val="false"/>
+                <w:bCs w:val="false"/>
+                <w:i w:val="false"/>
+                <w:iCs w:val="false"/>
+                <w:color w:val="000000"/>
+                <w:sz w:val="20"/>
+                <w:szCs w:val="20"/>
+              </w:rPr>
+              <w:t xml:space="preserve">Quick Check: Use dictionary and set comprehensions to transform and filter data into these structures efficiently?</w:t>
+            </w:r>
+            <w:r>
+              <w:rPr>
+                <w:rFonts w:ascii="Arial" w:cs="Arial" w:eastAsia="Arial" w:hAnsi="Arial"/>
+                <w:sz w:val="20"/>
+                <w:szCs w:val="20"/>
+              </w:rPr>
+              <w:br/>
+              <w:t xml:space="preserve"/>
+            </w:r>
+            <w:r>
+              <w:rPr>
+                <w:rFonts w:ascii="Arial" w:cs="Arial" w:eastAsia="Arial" w:hAnsi="Arial"/>
+                <w:sz w:val="20"/>
+                <w:szCs w:val="20"/>
+              </w:rPr>
+              <w:br/>
+              <w:t xml:space="preserve"/>
+            </w:r>
+            <w:r>
+              <w:rPr>
+                <w:rFonts w:ascii="Arial" w:cs="Arial" w:eastAsia="Arial" w:hAnsi="Arial"/>
+                <w:b w:val="false"/>
+                <w:bCs w:val="false"/>
+                <w:i/>
+                <w:iCs/>
+                <w:color w:val="555555"/>
+                <w:sz w:val="20"/>
+                <w:szCs w:val="20"/>
+              </w:rPr>
+              <w:t xml:space="preserve">→ 3–2–1: Name 3 things learned, 2 new vocab words, 1 question you still have.</w:t>
             </w:r>
           </w:p>
         </w:tc>
@@ -816,19 +1617,6 @@
                 <w:sz w:val="18"/>
                 <w:szCs w:val="18"/>
               </w:rPr>
-              <w:t xml:space="preserve"># Example 1: Basic dictionary comprehension</w:t>
-            </w:r>
-          </w:p>
-          <w:p>
-            <w:pPr>
-              <w:spacing w:after="20"/>
-            </w:pPr>
-            <w:r>
-              <w:rPr>
-                <w:rFonts w:ascii="Courier New" w:cs="Courier New" w:eastAsia="Courier New" w:hAnsi="Courier New"/>
-                <w:sz w:val="18"/>
-                <w:szCs w:val="18"/>
-              </w:rPr>
               <w:t xml:space="preserve">numbers = [1, 2, 3, 4, 5]</w:t>
             </w:r>
           </w:p>
@@ -881,7 +1669,7 @@
                 <w:sz w:val="18"/>
                 <w:szCs w:val="18"/>
               </w:rPr>
-              <w:t xml:space="preserve"># Example 2: Dictionary from two lists (zipping concept)</w:t>
+              <w:t xml:space="preserve"> </w:t>
             </w:r>
           </w:p>
           <w:p>
@@ -959,7 +1747,7 @@
                 <w:sz w:val="18"/>
                 <w:szCs w:val="18"/>
               </w:rPr>
-              <w:t xml:space="preserve"># Example 3: Filtering dictionary</w:t>
+              <w:t xml:space="preserve"> </w:t>
             </w:r>
           </w:p>
           <w:p>
@@ -1024,7 +1812,7 @@
                 <w:sz w:val="18"/>
                 <w:szCs w:val="18"/>
               </w:rPr>
-              <w:t xml:space="preserve"># Example 4: Inverting a dictionary (swap keys and values)</w:t>
+              <w:t xml:space="preserve"> </w:t>
             </w:r>
           </w:p>
           <w:p>
@@ -1089,7 +1877,7 @@
                 <w:sz w:val="18"/>
                 <w:szCs w:val="18"/>
               </w:rPr>
-              <w:t xml:space="preserve"># Example 5: Transforming keys and values</w:t>
+              <w:t xml:space="preserve"> </w:t>
             </w:r>
           </w:p>
           <w:p>
@@ -1115,7 +1903,7 @@
                 <w:sz w:val="18"/>
                 <w:szCs w:val="18"/>
               </w:rPr>
-              <w:t xml:space="preserve"># Map word to length and uppercase</w:t>
+              <w:t xml:space="preserve"> </w:t>
             </w:r>
           </w:p>
           <w:p>
@@ -1167,7 +1955,7 @@
                 <w:sz w:val="18"/>
                 <w:szCs w:val="18"/>
               </w:rPr>
-              <w:t xml:space="preserve"># Example 6: Basic set comprehension</w:t>
+              <w:t xml:space="preserve"> </w:t>
             </w:r>
           </w:p>
           <w:p>
@@ -1232,7 +2020,7 @@
                 <w:sz w:val="18"/>
                 <w:szCs w:val="18"/>
               </w:rPr>
-              <w:t xml:space="preserve"># Example 7: Set comprehension with transformation</w:t>
+              <w:t xml:space="preserve"> </w:t>
             </w:r>
           </w:p>
           <w:p>
@@ -1297,7 +2085,7 @@
                 <w:sz w:val="18"/>
                 <w:szCs w:val="18"/>
               </w:rPr>
-              <w:t xml:space="preserve"># Example 8: Set comprehension with filtering</w:t>
+              <w:t xml:space="preserve"> </w:t>
             </w:r>
           </w:p>
           <w:p>
@@ -1362,7 +2150,7 @@
                 <w:sz w:val="18"/>
                 <w:szCs w:val="18"/>
               </w:rPr>
-              <w:t xml:space="preserve"># Example 9: Real-world example - group words by length</w:t>
+              <w:t xml:space="preserve"> </w:t>
             </w:r>
           </w:p>
           <w:p>
@@ -1479,7 +2267,7 @@
                 <w:sz w:val="18"/>
                 <w:szCs w:val="18"/>
               </w:rPr>
-              <w:t xml:space="preserve"># Same thing with comprehension (more complex but elegant)</w:t>
+              <w:t xml:space="preserve"> </w:t>
             </w:r>
           </w:p>
           <w:p>
@@ -1557,19 +2345,6 @@
                 <w:sz w:val="18"/>
                 <w:szCs w:val="18"/>
               </w:rPr>
-              <w:t xml:space="preserve"># {3: ['cat', 'dog', 'ant'], 6: ['python'], 8: ['elephant', 'butterfly']}</w:t>
-            </w:r>
-          </w:p>
-          <w:p>
-            <w:pPr>
-              <w:spacing w:after="20"/>
-            </w:pPr>
-            <w:r>
-              <w:rPr>
-                <w:rFonts w:ascii="Courier New" w:cs="Courier New" w:eastAsia="Courier New" w:hAnsi="Courier New"/>
-                <w:sz w:val="18"/>
-                <w:szCs w:val="18"/>
-              </w:rPr>
               <w:t xml:space="preserve"> </w:t>
             </w:r>
           </w:p>
@@ -1583,7 +2358,20 @@
                 <w:sz w:val="18"/>
                 <w:szCs w:val="18"/>
               </w:rPr>
-              <w:t xml:space="preserve"># Example 10: Nested structure transformation</w:t>
+              <w:t xml:space="preserve"> </w:t>
+            </w:r>
+          </w:p>
+          <w:p>
+            <w:pPr>
+              <w:spacing w:after="20"/>
+            </w:pPr>
+            <w:r>
+              <w:rPr>
+                <w:rFonts w:ascii="Courier New" w:cs="Courier New" w:eastAsia="Courier New" w:hAnsi="Courier New"/>
+                <w:sz w:val="18"/>
+                <w:szCs w:val="18"/>
+              </w:rPr>
+              <w:t xml:space="preserve"> </w:t>
             </w:r>
           </w:p>
           <w:p>
@@ -1661,7 +2449,7 @@
                 <w:sz w:val="18"/>
                 <w:szCs w:val="18"/>
               </w:rPr>
-              <w:t xml:space="preserve"># Map students to their average scores</w:t>
+              <w:t xml:space="preserve"> </w:t>
             </w:r>
           </w:p>
           <w:p>
@@ -1713,7 +2501,7 @@
                 <w:sz w:val="18"/>
                 <w:szCs w:val="18"/>
               </w:rPr>
-              <w:t xml:space="preserve"># Example 11: Set from dictionary keys</w:t>
+              <w:t xml:space="preserve"> </w:t>
             </w:r>
           </w:p>
           <w:p>
@@ -1778,7 +2566,7 @@
                 <w:sz w:val="18"/>
                 <w:szCs w:val="18"/>
               </w:rPr>
-              <w:t xml:space="preserve"># Example 12: Multiple conditions in set comprehension</w:t>
+              <w:t xml:space="preserve"> </w:t>
             </w:r>
           </w:p>
           <w:p>
@@ -1804,7 +2592,7 @@
                 <w:sz w:val="18"/>
                 <w:szCs w:val="18"/>
               </w:rPr>
-              <w:t xml:space="preserve"># Numbers divisible by 2 or 3</w:t>
+              <w:t xml:space="preserve"> </w:t>
             </w:r>
           </w:p>
           <w:p>
@@ -1913,19 +2701,6 @@
               <w:t xml:space="preserve">print(word_lengths)</w:t>
             </w:r>
           </w:p>
-          <w:p>
-            <w:pPr>
-              <w:spacing w:after="20"/>
-            </w:pPr>
-            <w:r>
-              <w:rPr>
-                <w:rFonts w:ascii="Courier New" w:cs="Courier New" w:eastAsia="Courier New" w:hAnsi="Courier New"/>
-                <w:sz w:val="18"/>
-                <w:szCs w:val="18"/>
-              </w:rPr>
-              <w:t xml:space="preserve"># Should print: {'python': 6, 'code': 4, 'learning': 8}</w:t>
-            </w:r>
-          </w:p>
         </w:tc>
       </w:tr>
     </w:tbl>
@@ -2006,19 +2781,6 @@
               <w:t xml:space="preserve">print(fruit_prices)</w:t>
             </w:r>
           </w:p>
-          <w:p>
-            <w:pPr>
-              <w:spacing w:after="20"/>
-            </w:pPr>
-            <w:r>
-              <w:rPr>
-                <w:rFonts w:ascii="Courier New" w:cs="Courier New" w:eastAsia="Courier New" w:hAnsi="Courier New"/>
-                <w:sz w:val="18"/>
-                <w:szCs w:val="18"/>
-              </w:rPr>
-              <w:t xml:space="preserve"># Should print: {'apple': 1.2, 'banana': 0.5, 'cherry': 2.0}</w:t>
-            </w:r>
-          </w:p>
         </w:tc>
       </w:tr>
     </w:tbl>
@@ -2099,19 +2861,6 @@
               <w:t xml:space="preserve">print(inverted)</w:t>
             </w:r>
           </w:p>
-          <w:p>
-            <w:pPr>
-              <w:spacing w:after="20"/>
-            </w:pPr>
-            <w:r>
-              <w:rPr>
-                <w:rFonts w:ascii="Courier New" w:cs="Courier New" w:eastAsia="Courier New" w:hAnsi="Courier New"/>
-                <w:sz w:val="18"/>
-                <w:szCs w:val="18"/>
-              </w:rPr>
-              <w:t xml:space="preserve"># Should print: {1: 'a', 2: 'b', 3: 'c'}</w:t>
-            </w:r>
-          </w:p>
         </w:tc>
       </w:tr>
     </w:tbl>
@@ -2192,19 +2941,6 @@
               <w:t xml:space="preserve">print(first_letters)</w:t>
             </w:r>
           </w:p>
-          <w:p>
-            <w:pPr>
-              <w:spacing w:after="20"/>
-            </w:pPr>
-            <w:r>
-              <w:rPr>
-                <w:rFonts w:ascii="Courier New" w:cs="Courier New" w:eastAsia="Courier New" w:hAnsi="Courier New"/>
-                <w:sz w:val="18"/>
-                <w:szCs w:val="18"/>
-              </w:rPr>
-              <w:t xml:space="preserve"># Should print: {'a', 'b', 'c'}</w:t>
-            </w:r>
-          </w:p>
         </w:tc>
       </w:tr>
     </w:tbl>
@@ -2285,19 +3021,6 @@
               <w:t xml:space="preserve">print(high_scores)</w:t>
             </w:r>
           </w:p>
-          <w:p>
-            <w:pPr>
-              <w:spacing w:after="20"/>
-            </w:pPr>
-            <w:r>
-              <w:rPr>
-                <w:rFonts w:ascii="Courier New" w:cs="Courier New" w:eastAsia="Courier New" w:hAnsi="Courier New"/>
-                <w:sz w:val="18"/>
-                <w:szCs w:val="18"/>
-              </w:rPr>
-              <w:t xml:space="preserve"># Should print: {'Alice': 85, 'Charlie': 90}</w:t>
-            </w:r>
-          </w:p>
         </w:tc>
       </w:tr>
     </w:tbl>
@@ -2349,19 +3072,6 @@
                 <w:sz w:val="18"/>
                 <w:szCs w:val="18"/>
               </w:rPr>
-              <w:t xml:space="preserve"># Beginner</w:t>
-            </w:r>
-          </w:p>
-          <w:p>
-            <w:pPr>
-              <w:spacing w:after="20"/>
-            </w:pPr>
-            <w:r>
-              <w:rPr>
-                <w:rFonts w:ascii="Courier New" w:cs="Courier New" w:eastAsia="Courier New" w:hAnsi="Courier New"/>
-                <w:sz w:val="18"/>
-                <w:szCs w:val="18"/>
-              </w:rPr>
               <w:t xml:space="preserve">cubes = {x: x ** 3 for x in range(1, 6)}</w:t>
             </w:r>
           </w:p>
@@ -2401,7 +3111,7 @@
                 <w:sz w:val="18"/>
                 <w:szCs w:val="18"/>
               </w:rPr>
-              <w:t xml:space="preserve"># Intermediate</w:t>
+              <w:t xml:space="preserve"> </w:t>
             </w:r>
           </w:p>
           <w:p>
@@ -2466,7 +3176,7 @@
                 <w:sz w:val="18"/>
                 <w:szCs w:val="18"/>
               </w:rPr>
-              <w:t xml:space="preserve"># Challenge</w:t>
+              <w:t xml:space="preserve"> </w:t>
             </w:r>
           </w:p>
           <w:p>
@@ -2597,19 +3307,6 @@
                 <w:szCs w:val="18"/>
               </w:rPr>
               <w:t xml:space="preserve">print(by_category)</w:t>
-            </w:r>
-          </w:p>
-          <w:p>
-            <w:pPr>
-              <w:spacing w:after="20"/>
-            </w:pPr>
-            <w:r>
-              <w:rPr>
-                <w:rFonts w:ascii="Courier New" w:cs="Courier New" w:eastAsia="Courier New" w:hAnsi="Courier New"/>
-                <w:sz w:val="18"/>
-                <w:szCs w:val="18"/>
-              </w:rPr>
-              <w:t xml:space="preserve"># Output: {'Fruit': ['Apple', 'Banana'], 'Vegetable': ['Carrot']}</w:t>
             </w:r>
           </w:p>
         </w:tc>

--- a/Coding 2 - year/Unit 3 - Advanced Functions & Algorithms/Daily Lesson Plans/Word/Day 8.docx
+++ b/Coding 2 - year/Unit 3 - Advanced Functions & Algorithms/Daily Lesson Plans/Word/Day 8.docx
@@ -380,7 +380,7 @@
                 <w:sz w:val="20"/>
                 <w:szCs w:val="20"/>
               </w:rPr>
-              <w:t xml:space="preserve">    What do you already know about how to use dictionary and set comprehensions to transform and filter data into these structures efficiently?</w:t>
+              <w:t xml:space="preserve">    Have you ever used dictionary before? Where might dictionary be useful in a real program?</w:t>
             </w:r>
             <w:r>
               <w:rPr>
@@ -477,7 +477,7 @@
                 <w:sz w:val="20"/>
                 <w:szCs w:val="20"/>
               </w:rPr>
-              <w:t xml:space="preserve">Today's Goal: By the end of class you will be able to use dictionary and set comprehensions to transform and filter data into these structures efficiently.</w:t>
+              <w:t xml:space="preserve">Today’s Goal: By the end of class you will be able to use dictionary and set comprehensions to transform and filter data into these structures efficiently.</w:t>
             </w:r>
             <w:r>
               <w:rPr>
@@ -1305,7 +1305,7 @@
                 <w:sz w:val="20"/>
                 <w:szCs w:val="20"/>
               </w:rPr>
-              <w:t xml:space="preserve">Quick Check: Use dictionary and set comprehensions to transform and filter data into these structures efficiently?</w:t>
+              <w:t xml:space="preserve">Write the key syntax or steps for using dictionary. What's one mistake beginners commonly make?</w:t>
             </w:r>
             <w:r>
               <w:rPr>

--- a/Coding 2 - year/Unit 3 - Advanced Functions & Algorithms/Daily Lesson Plans/Word/Day 8.docx
+++ b/Coding 2 - year/Unit 3 - Advanced Functions & Algorithms/Daily Lesson Plans/Word/Day 8.docx
@@ -1169,6 +1169,19 @@
             <w:r>
               <w:rPr>
                 <w:rFonts w:ascii="Arial" w:cs="Arial" w:eastAsia="Arial" w:hAnsi="Arial"/>
+                <w:b/>
+                <w:bCs/>
+                <w:i w:val="false"/>
+                <w:iCs w:val="false"/>
+                <w:color w:val="000000"/>
+                <w:sz w:val="20"/>
+                <w:szCs w:val="20"/>
+              </w:rPr>
+              <w:t xml:space="preserve">    Beginner: </w:t>
+            </w:r>
+            <w:r>
+              <w:rPr>
+                <w:rFonts w:ascii="Arial" w:cs="Arial" w:eastAsia="Arial" w:hAnsi="Arial"/>
                 <w:b w:val="false"/>
                 <w:bCs w:val="false"/>
                 <w:i w:val="false"/>
@@ -1177,7 +1190,77 @@
                 <w:sz w:val="20"/>
                 <w:szCs w:val="20"/>
               </w:rPr>
-              <w:t xml:space="preserve">    Work through problems from the day's exercise set.</w:t>
+              <w:t xml:space="preserve">Create a dictionary mapping numbers 1-5 to their cubes.</w:t>
+            </w:r>
+            <w:r>
+              <w:rPr>
+                <w:rFonts w:ascii="Arial" w:cs="Arial" w:eastAsia="Arial" w:hAnsi="Arial"/>
+                <w:sz w:val="20"/>
+                <w:szCs w:val="20"/>
+              </w:rPr>
+              <w:br/>
+              <w:t xml:space="preserve"/>
+            </w:r>
+            <w:r>
+              <w:rPr>
+                <w:rFonts w:ascii="Arial" w:cs="Arial" w:eastAsia="Arial" w:hAnsi="Arial"/>
+                <w:b/>
+                <w:bCs/>
+                <w:i w:val="false"/>
+                <w:iCs w:val="false"/>
+                <w:color w:val="000000"/>
+                <w:sz w:val="20"/>
+                <w:szCs w:val="20"/>
+              </w:rPr>
+              <w:t xml:space="preserve">    Intermediate: </w:t>
+            </w:r>
+            <w:r>
+              <w:rPr>
+                <w:rFonts w:ascii="Arial" w:cs="Arial" w:eastAsia="Arial" w:hAnsi="Arial"/>
+                <w:b w:val="false"/>
+                <w:bCs w:val="false"/>
+                <w:i w:val="false"/>
+                <w:iCs w:val="false"/>
+                <w:color w:val="000000"/>
+                <w:sz w:val="20"/>
+                <w:szCs w:val="20"/>
+              </w:rPr>
+              <w:t xml:space="preserve">Create a set of all vowels that appear in a list of words.</w:t>
+            </w:r>
+            <w:r>
+              <w:rPr>
+                <w:rFonts w:ascii="Arial" w:cs="Arial" w:eastAsia="Arial" w:hAnsi="Arial"/>
+                <w:sz w:val="20"/>
+                <w:szCs w:val="20"/>
+              </w:rPr>
+              <w:br/>
+              <w:t xml:space="preserve"/>
+            </w:r>
+            <w:r>
+              <w:rPr>
+                <w:rFonts w:ascii="Arial" w:cs="Arial" w:eastAsia="Arial" w:hAnsi="Arial"/>
+                <w:b/>
+                <w:bCs/>
+                <w:i w:val="false"/>
+                <w:iCs w:val="false"/>
+                <w:color w:val="000000"/>
+                <w:sz w:val="20"/>
+                <w:szCs w:val="20"/>
+              </w:rPr>
+              <w:t xml:space="preserve">    Challenge: </w:t>
+            </w:r>
+            <w:r>
+              <w:rPr>
+                <w:rFonts w:ascii="Arial" w:cs="Arial" w:eastAsia="Arial" w:hAnsi="Arial"/>
+                <w:b w:val="false"/>
+                <w:bCs w:val="false"/>
+                <w:i w:val="false"/>
+                <w:iCs w:val="false"/>
+                <w:color w:val="000000"/>
+                <w:sz w:val="20"/>
+                <w:szCs w:val="20"/>
+              </w:rPr>
+              <w:t xml:space="preserve">Create a dictionary where keys are categories and values are lists of items in that category (from a list of items with categories).…</w:t>
             </w:r>
             <w:r>
               <w:rPr>
@@ -3405,6 +3488,94 @@
       <w:pPr>
         <w:spacing w:after="160"/>
       </w:pPr>
+    </w:p>
+    <w:p>
+      <w:pPr>
+        <w:pBdr>
+          <w:bottom w:val="single" w:color="1B7A4A" w:sz="4" w:space="4"/>
+        </w:pBdr>
+        <w:spacing w:after="100" w:before="120"/>
+      </w:pPr>
+      <w:r>
+        <w:rPr>
+          <w:rFonts w:ascii="Arial" w:cs="Arial" w:eastAsia="Arial" w:hAnsi="Arial"/>
+          <w:b/>
+          <w:bCs/>
+          <w:color w:val="1B7A4A"/>
+          <w:sz w:val="24"/>
+          <w:szCs w:val="24"/>
+        </w:rPr>
+        <w:t xml:space="preserve">Practice Problems</w:t>
+      </w:r>
+    </w:p>
+    <w:p>
+      <w:pPr>
+        <w:spacing w:after="80"/>
+      </w:pPr>
+      <w:r>
+        <w:rPr>
+          <w:rFonts w:ascii="Arial" w:cs="Arial" w:eastAsia="Arial" w:hAnsi="Arial"/>
+          <w:b/>
+          <w:bCs/>
+          <w:sz w:val="20"/>
+          <w:szCs w:val="20"/>
+        </w:rPr>
+        <w:t xml:space="preserve">Problem 1: </w:t>
+      </w:r>
+      <w:r>
+        <w:rPr>
+          <w:rFonts w:ascii="Arial" w:cs="Arial" w:eastAsia="Arial" w:hAnsi="Arial"/>
+          <w:sz w:val="20"/>
+          <w:szCs w:val="20"/>
+        </w:rPr>
+        <w:t xml:space="preserve">Beginner:  Create a dictionary mapping numbers 1-5 to their cubes.</w:t>
+      </w:r>
+    </w:p>
+    <w:p>
+      <w:pPr>
+        <w:spacing w:after="80"/>
+      </w:pPr>
+      <w:r>
+        <w:rPr>
+          <w:rFonts w:ascii="Arial" w:cs="Arial" w:eastAsia="Arial" w:hAnsi="Arial"/>
+          <w:b/>
+          <w:bCs/>
+          <w:sz w:val="20"/>
+          <w:szCs w:val="20"/>
+        </w:rPr>
+        <w:t xml:space="preserve">Problem 2: </w:t>
+      </w:r>
+      <w:r>
+        <w:rPr>
+          <w:rFonts w:ascii="Arial" w:cs="Arial" w:eastAsia="Arial" w:hAnsi="Arial"/>
+          <w:sz w:val="20"/>
+          <w:szCs w:val="20"/>
+        </w:rPr>
+        <w:t xml:space="preserve">Intermediate:  Create a set of all vowels that appear in a list of words.</w:t>
+      </w:r>
+    </w:p>
+    <w:p>
+      <w:pPr>
+        <w:spacing w:after="80"/>
+      </w:pPr>
+      <w:r>
+        <w:rPr>
+          <w:rFonts w:ascii="Arial" w:cs="Arial" w:eastAsia="Arial" w:hAnsi="Arial"/>
+          <w:b/>
+          <w:bCs/>
+          <w:sz w:val="20"/>
+          <w:szCs w:val="20"/>
+        </w:rPr>
+        <w:t xml:space="preserve">Problem 3: </w:t>
+      </w:r>
+      <w:r>
+        <w:rPr>
+          <w:rFonts w:ascii="Arial" w:cs="Arial" w:eastAsia="Arial" w:hAnsi="Arial"/>
+          <w:sz w:val="20"/>
+          <w:szCs w:val="20"/>
+        </w:rPr>
+        <w:t xml:space="preserve">Challenge:  Create a dictionary where keys are categories and values are lists of items in that category (from a list of items with categories).</w:t>
+      </w:r>
     </w:p>
     <w:p>
       <w:pPr>
